--- a/data/outputs/v2/Chemistry/SS1.3_The_Periodic_Table/Chemistry_The_Periodic_Table_FinalExplanation_TeacherKey.docx
+++ b/data/outputs/v2/Chemistry/SS1.3_The_Periodic_Table/Chemistry_The_Periodic_Table_FinalExplanation_TeacherKey.docx
@@ -605,7 +605,7 @@
                 <w:sz w:val="18"/>
                 <w:szCs w:val="18"/>
               </w:rPr>
-              <w:t xml:space="preserve">(a) Alkali metals (Group 1), alkaline earth metals (Group 2), halogens (Group 17), noble gases (Group 18) and transition elements (the block between Groups 2 and 13). (b) Down Group 1 reactivity increases: Li &lt; Na &lt; K. Down Group 17 reactivity decreases: F &gt; Cl &gt; Br. Our Trend Detective Table showed these directions, so trends within a group are directional and predictable. Real examples include potassium fertilisers used in the Rift Valley (Group 1) and chlorine used to treat water in Mombasa (Group 17). (c) Claim: Potassium is more reactive than lithium. Evidence: In our Trend Detective Table the reactivity ratings rose going down Group 1 from Li to Na to K, and K sits below Li. Reasoning: Elements in the same group show similar behaviour in a directional trend, so an element's position in the table predicts its behaviour, and the element lower down Group 1 is the more reactive. At that point our model showed WHERE the trends happen but could not yet explain WHY; we needed to look at electron arrangement as the next piece of evidence, which we then used with ions in Lesson 5.</w:t>
+              <w:t xml:space="preserve">(a) Alkali metals (Group 1), alkaline earth metals (Group 2), halogens (Group 17), noble gases (Group 18) and transition elements (the block between Groups 2 and 13). (b) Down Group 1 reactivity increases: Li &lt; Na &lt; K. Down Group 17 reactivity decreases: F &gt; Cl &gt; Br. Our Trend Detective Table showed these directions, so trends within a group are directional and predictable. Real examples include potassium fertilisers used in the Rift Valley (Group 1) and chlorine used to treat water at Gigiri, Nairobi (Group 17). (c) Claim: Potassium is more reactive than lithium. Evidence: In our Trend Detective Table the reactivity ratings rose going down Group 1 from Li to Na to K, and K sits below Li. Reasoning: Elements in the same group show similar behaviour in a directional trend, so an element's position in the table predicts its behaviour, and the element lower down Group 1 is the more reactive. At that point our model showed WHERE the trends happen but could not yet explain WHY; we needed to look at electron arrangement as the next piece of evidence, which we then used with ions in Lesson 5.</w:t>
             </w:r>
           </w:p>
         </w:tc>
@@ -1826,7 +1826,7 @@
         </w:rPr>
         <w:t xml:space="preserve">© 2026 SeaVuria and ARES. This work is licensed under a </w:t>
       </w:r>
-      <w:hyperlink w:history="1" r:id="rIdg6ehveappyq5aiz0io8wt">
+      <w:hyperlink w:history="1" r:id="rIdkvqop0li7iieibtui30x8">
         <w:r>
           <w:rPr>
             <w:rFonts w:ascii="Arial" w:cs="Arial" w:eastAsia="Arial" w:hAnsi="Arial"/>
@@ -1846,7 +1846,7 @@
         </w:rPr>
         <w:t xml:space="preserve"> (</w:t>
       </w:r>
-      <w:hyperlink w:history="1" r:id="rIdevmgfl2an2wilire84__2">
+      <w:hyperlink w:history="1" r:id="rIdbgtwaj6gzrv6ytlyjktci">
         <w:r>
           <w:rPr>
             <w:rFonts w:ascii="Arial" w:cs="Arial" w:eastAsia="Arial" w:hAnsi="Arial"/>
@@ -1866,7 +1866,7 @@
         </w:rPr>
         <w:t xml:space="preserve">). To view a copy of this license, visit </w:t>
       </w:r>
-      <w:hyperlink w:history="1" r:id="rId9t7v_42_jf3ja4ufxwx7y">
+      <w:hyperlink w:history="1" r:id="rIdp7yvnxprog3q-psnsdwaw">
         <w:r>
           <w:rPr>
             <w:rFonts w:ascii="Arial" w:cs="Arial" w:eastAsia="Arial" w:hAnsi="Arial"/>

--- a/data/outputs/v2/Chemistry/SS1.3_The_Periodic_Table/Chemistry_The_Periodic_Table_FinalExplanation_TeacherKey.docx
+++ b/data/outputs/v2/Chemistry/SS1.3_The_Periodic_Table/Chemistry_The_Periodic_Table_FinalExplanation_TeacherKey.docx
@@ -1826,7 +1826,7 @@
         </w:rPr>
         <w:t xml:space="preserve">© 2026 SeaVuria and ARES. This work is licensed under a </w:t>
       </w:r>
-      <w:hyperlink w:history="1" r:id="rIdkvqop0li7iieibtui30x8">
+      <w:hyperlink w:history="1" r:id="rIdg4kv1s1lzbjed8jgwdw9u">
         <w:r>
           <w:rPr>
             <w:rFonts w:ascii="Arial" w:cs="Arial" w:eastAsia="Arial" w:hAnsi="Arial"/>
@@ -1846,7 +1846,7 @@
         </w:rPr>
         <w:t xml:space="preserve"> (</w:t>
       </w:r>
-      <w:hyperlink w:history="1" r:id="rIdbgtwaj6gzrv6ytlyjktci">
+      <w:hyperlink w:history="1" r:id="rIdhi3rpewbhg4cib0cxpkfd">
         <w:r>
           <w:rPr>
             <w:rFonts w:ascii="Arial" w:cs="Arial" w:eastAsia="Arial" w:hAnsi="Arial"/>
@@ -1866,7 +1866,7 @@
         </w:rPr>
         <w:t xml:space="preserve">). To view a copy of this license, visit </w:t>
       </w:r>
-      <w:hyperlink w:history="1" r:id="rIdp7yvnxprog3q-psnsdwaw">
+      <w:hyperlink w:history="1" r:id="rIdg8af4qqzyl3k94a38b2ho">
         <w:r>
           <w:rPr>
             <w:rFonts w:ascii="Arial" w:cs="Arial" w:eastAsia="Arial" w:hAnsi="Arial"/>

--- a/data/outputs/v2/Chemistry/SS1.3_The_Periodic_Table/Chemistry_The_Periodic_Table_FinalExplanation_TeacherKey.docx
+++ b/data/outputs/v2/Chemistry/SS1.3_The_Periodic_Table/Chemistry_The_Periodic_Table_FinalExplanation_TeacherKey.docx
@@ -1826,7 +1826,7 @@
         </w:rPr>
         <w:t xml:space="preserve">© 2026 SeaVuria and ARES. This work is licensed under a </w:t>
       </w:r>
-      <w:hyperlink w:history="1" r:id="rIdg4kv1s1lzbjed8jgwdw9u">
+      <w:hyperlink w:history="1" r:id="rId9yg-i4yfqd89s8iyadihh">
         <w:r>
           <w:rPr>
             <w:rFonts w:ascii="Arial" w:cs="Arial" w:eastAsia="Arial" w:hAnsi="Arial"/>
@@ -1846,7 +1846,7 @@
         </w:rPr>
         <w:t xml:space="preserve"> (</w:t>
       </w:r>
-      <w:hyperlink w:history="1" r:id="rIdhi3rpewbhg4cib0cxpkfd">
+      <w:hyperlink w:history="1" r:id="rIdlkvirkbdwm7nukdhottlm">
         <w:r>
           <w:rPr>
             <w:rFonts w:ascii="Arial" w:cs="Arial" w:eastAsia="Arial" w:hAnsi="Arial"/>
@@ -1866,7 +1866,7 @@
         </w:rPr>
         <w:t xml:space="preserve">). To view a copy of this license, visit </w:t>
       </w:r>
-      <w:hyperlink w:history="1" r:id="rIdg8af4qqzyl3k94a38b2ho">
+      <w:hyperlink w:history="1" r:id="rIdwxttil-ru9wqnn2vs4szt">
         <w:r>
           <w:rPr>
             <w:rFonts w:ascii="Arial" w:cs="Arial" w:eastAsia="Arial" w:hAnsi="Arial"/>

--- a/data/outputs/v2/Chemistry/SS1.3_The_Periodic_Table/Chemistry_The_Periodic_Table_FinalExplanation_TeacherKey.docx
+++ b/data/outputs/v2/Chemistry/SS1.3_The_Periodic_Table/Chemistry_The_Periodic_Table_FinalExplanation_TeacherKey.docx
@@ -95,7 +95,7 @@
                 <w:sz w:val="22"/>
                 <w:szCs w:val="22"/>
               </w:rPr>
-              <w:t xml:space="preserve">FINAL EXPLANATION: CHEMISTRY GRADE 10 – SUB-STRAND 1.3 THE PERIODIC TABLE: FINAL EXPLANATION</w:t>
+              <w:t xml:space="preserve">FINAL EXPLANATION: CHEMISTRY GRADE 10: 1.3 THE PERIODIC TABLE</w:t>
             </w:r>
           </w:p>
         </w:tc>
@@ -224,7 +224,7 @@
                 <w:sz w:val="18"/>
                 <w:szCs w:val="18"/>
               </w:rPr>
-              <w:t xml:space="preserve">You have now finished the Periodic Table unit, starting with the Mystery Element Card Challenge and ending with the Malindi salt case study. Your job is to write a complete, evidence-based explanation that answers the Driving Question: Why do the 118 elements behave so differently, and how can knowing an element's position in the periodic table help us predict what it will do? Use your Driving Question Board, your Model Versions 1 to the final poster, your trend tables, dot-and-cross diagrams and balanced equations. Write in complete sentences, use scientific words correctly (group, period, outer-shell electrons, cation, anion, valency, oxidation number), and give specific evidence from the lessons for every claim. Write your answers in the space under each prompt. Remember that explaining WHY matters more than listing facts.</w:t>
+              <w:t xml:space="preserve">You have finished all 10 lessons on the Periodic Table. Now write your own complete explanation of the driving question: How does electron arrangement influence the arrangement of elements in the periodic table, and how does it help us predict the ions and compounds elements form? Use your Element Cards, your notes from each lesson, the Driving Question Board (DQB) and your Class Model (the Electron Arrangement Model) from Lesson 1 to Lesson 10. Write in complete sentences, use scientific words correctly (atomic number, outer electrons, group, period, noble gas, cation, anion, valency, oxidation number, radical), and give evidence from the activities to support every claim. Show your reasoning clearly: say what you saw, then explain why. Write your answers in the space under each prompt. Take your time and show what you have learned.</w:t>
             </w:r>
           </w:p>
         </w:tc>
@@ -285,7 +285,7 @@
                 <w:sz w:val="22"/>
                 <w:szCs w:val="22"/>
               </w:rPr>
-              <w:t xml:space="preserve">Part 1: The Mystery Element Cards and the History of the Periodic Table</w:t>
+              <w:t xml:space="preserve">Part 1: How Is the Periodic Table Ordered?</w:t>
             </w:r>
           </w:p>
         </w:tc>
@@ -319,7 +319,7 @@
                 <w:sz w:val="18"/>
                 <w:szCs w:val="18"/>
               </w:rPr>
-              <w:t xml:space="preserve">In Lesson 1 your class sorted 20 unlabelled element cards (H to Ca) and produced different groupings. (a) Describe two different ways groups sorted the cards and the puzzle the class could not yet explain, using the pairs Li/Na, F/Cl and He/Ne as evidence. (b) Using Lesson 2, explain how Döbereiner, Newlands, Mendeleev and Moseley each tried to organise the elements, and why ordering by atomic number worked better than ordering by mass. (c) Explain how the scientists' strategies were similar to your own card sorting.</w:t>
+              <w:t xml:space="preserve">In Lesson 1 you sorted the first 20 Element Cards by mass and by properties. (a) Explain how Mendeleev (1869) and Moseley (1913) each ordered the elements. (b) Use the masses and atomic numbers of Ar and K from your Element Cards, and what you know about how each reacts, to explain why the modern table is ordered the way it is. (c) Define a group and a period, and describe where Li, Na and K and where Ne and Ar fell when you arranged the cards by atomic number. (d) Look at the masses of Li, Na and K on your cards, and at Ca and Ar. Why was mass alone not enough to explain the patterns you saw?</w:t>
             </w:r>
           </w:p>
         </w:tc>
@@ -351,7 +351,7 @@
                 <w:sz w:val="18"/>
                 <w:szCs w:val="18"/>
               </w:rPr>
-              <w:t xml:space="preserve">(a) In Lesson 1 some groups sorted the cards by atomic number or mass, some by reactivity rating, some by state at room temperature, and some by the Kenyan context on the card (for example sodium in salt for ugali, chlorine in water treatment at Gigiri, calcium in Maasai cattle bones, carbon in charcoal for nyama choma). The puzzle was that elements far apart in atomic number, such as Li and Na, F and Cl, or He and Ne, had very similar properties, while elements sitting next to each other could be completely different. We could not explain this because we could not see what was inside the atoms. (b) Döbereiner (1817) grouped elements with similar properties in triads. Newlands (1864) arranged them by mass in a Law of Octaves. Mendeleev (1869) ordered them by atomic mass but left brave gaps for undiscovered elements and used them to predict properties. Moseley (1913) ordered them by atomic number, the number of protons, which fixed all the remaining anomalies and showed a deeper, invisible pattern inside the atom. Ordering by atomic number works better because it is the real identity of each element, whereas mass can put some elements in the wrong place. (c) Like the scientists, we tried different ordering rules (mass, reactivity, appearance), compared them, disagreed, and kept the rule that best put similar elements together. The periodic table developed over nearly 100 years as people proposed, tested and revised ideas, just as our class did. Our early sorting could only describe patterns; it could not yet explain them.</w:t>
+              <w:t xml:space="preserve">(a) Mendeleev in 1869 arranged the elements by increasing atomic mass and left gaps for elements that had not yet been discovered. Moseley in 1913 showed that atomic number is the true basis of order. (b) Ar has Z 18 and A_r 40, while K has Z 19 and A_r 39. If we ordered by mass, K would come before Ar. But Ar behaves like Ne (unreactive) and K behaves like Li and Na (reactive), so they only fit their families when ordered by atomic number. This is why the modern table uses atomic number. (c) A group is a vertical column and a period is a horizontal row. When I arranged the cards by atomic number into 4 periods, Li, Na and K fell in one column (group 1), and Ne and Ar fell together in the noble gas column (group 18). (d) Li, Na and K have very different masses (7, 23 and 39) but behave alike, and Ca has the same A_r as Ar (40) but sits in a different group. So mass cannot explain the pattern. Something hidden inside the atom must decide where an element belongs and how it behaves, and this led us to electron arrangement.</w:t>
             </w:r>
           </w:p>
         </w:tc>
@@ -412,7 +412,7 @@
                 <w:sz w:val="22"/>
                 <w:szCs w:val="22"/>
               </w:rPr>
-              <w:t xml:space="preserve">Part 2: Electron Arrangement and Position in the Table</w:t>
+              <w:t xml:space="preserve">Part 2: Electron Arrangement, Group and Period</w:t>
             </w:r>
           </w:p>
         </w:tc>
@@ -446,7 +446,7 @@
                 <w:sz w:val="18"/>
                 <w:szCs w:val="18"/>
               </w:rPr>
-              <w:t xml:space="preserve">Using Lesson 3, (a) write the electron configurations in s/p notation (as you did in class) for Na, Cl, Ca, K and Ar. (b) Explain what the group number and the period number tell you about an atom. (c) Use this to explain why Na and K behave alike, and why Cl (Gigiri water treatment) and Ar (welding) behave so differently even though they are neighbours.</w:t>
+              <w:t xml:space="preserve">(a) Write the electron arrangement of each of these atoms in both energy-level form and s and p notation: Li, Na, Cl, Ca. (b) State the rule that links the electron arrangement to the group number for groups 1 and 2 and for groups 13 to 18, and the rule that links it to the period number. Say what is special about He. (c) Use these rules to state the group and period of Na, Cl and Ne. (d) Use your answers to explain why Li, Na and K sit in the same column although their masses are very different, and why neighbours such as Na and Mg do not behave alike.</w:t>
             </w:r>
           </w:p>
         </w:tc>
@@ -478,7 +478,7 @@
                 <w:sz w:val="18"/>
                 <w:szCs w:val="18"/>
               </w:rPr>
-              <w:t xml:space="preserve">(a) Na has 11 electrons: 1s2 2s2 2p6 3s1 (2,8,1). Cl has 17 electrons: 1s2 2s2 2p6 3s2 3p5 (2,8,7). Ca has 20 electrons: 1s2 2s2 2p6 3s2 3p6 4s2 (2,8,8,2). K has 19 electrons: 1s2 2s2 2p6 3s2 3p6 4s1 (2,8,8,1). Ar has 18 electrons: 1s2 2s2 2p6 3s2 3p6 (2,8,8). (b) The group number tells you the number of outer-shell (valence) electrons, and the period number tells you how many electron shells are occupied. Na is in Group 1, Period 3, so it has 1 outer electron and 3 shells. Cl is in Group 17, Period 3, with 7 outer electrons and 3 shells. (c) Na and K are both in Group 1, so each has exactly one outer-shell electron. This shared outer arrangement is the hidden rule that makes them behave alike, which solves the Lesson 1 puzzle of why elements far apart in atomic number can act almost identically. Cl has 7 outer electrons, one short of a full shell, so it is very reactive. Ar has a full outer shell of 8, so it is stable and unreactive and can be used safely in welding. Neighbours in the table can therefore be very different because their outer-shell electron numbers are very different.</w:t>
+              <w:t xml:space="preserve">(a) Li: 2,1 and 1s2 2s1. Na: 2,8,1 and 1s2 2s2 2p6 3s1. Cl: 2,8,7 and 1s2 2s2 2p6 3s2 3p5. Ca: 2,8,8,2 and 1s2 2s2 2p6 3s2 3p6 4s2. (b) The number of outer electrons decides the group: for groups 1 and 2 the group number equals the number of outer electrons, and for groups 13 to 18 the group number is the number of outer electrons plus 10 (so groups 13 to 18 have 3 to 8 outer electrons). The number of occupied energy levels is the period number. He (1s2) is a special case: it has 2 outer electrons, which fill its only energy level, so it is placed in group 18 with the noble gases rather than in group 2. (c) Na has 1 outer electron and 3 occupied energy levels, so it is in group 1, period 3. Cl has 7 outer electrons and 3 occupied levels, so it is in group 17 (7 + 10), period 3. Ne (2,8) has 8 outer electrons and 2 occupied levels, so it is in group 18 (8 + 10), period 2. (d) Li (2,1), Na (2,8,1) and K (2,8,8,1) each have 1 outer electron, so they are all in group 1 even though their masses are 7, 23 and 39. Na has 1 outer electron but Mg (2,8,2) has 2, so they are in different groups and behave differently. Electron arrangement, which follows from atomic number, is the hidden property that decides the position of an element in the periodic table.</w:t>
             </w:r>
           </w:p>
         </w:tc>
@@ -539,7 +539,7 @@
                 <w:sz w:val="22"/>
                 <w:szCs w:val="22"/>
               </w:rPr>
-              <w:t xml:space="preserve">Part 3: Chemical Families and Trends</w:t>
+              <w:t xml:space="preserve">Part 3: Families, Stability and Reactivity</w:t>
             </w:r>
           </w:p>
         </w:tc>
@@ -573,7 +573,7 @@
                 <w:sz w:val="18"/>
                 <w:szCs w:val="18"/>
               </w:rPr>
-              <w:t xml:space="preserve">Using Lesson 4, (a) name the five chemical families you studied and give the group of each. (b) Describe the trend in reactivity down Group 1 (Li, Na, K) and down Group 17 (F, Cl, Br), using evidence from your Trend Detective Table. (c) Write a Claim-Evidence-Reasoning statement about how the reactivity of potassium compares with that of lithium, using only your table evidence and the idea that position predicts behaviour. Then say what your model could and could not yet explain at that point in the unit.</w:t>
+              <w:t xml:space="preserve">(a) Name the family of each: Li, Mg, Cl and Ar, and give the number of outer electrons of each family. (b) Describe what you saw when Li, Na and K were added to water, and state the reactivity trend down group 1. (c) Use the electron arrangements of Ne (2,8), Ar (2,8,8), Na and Cl to explain why Ne and Ar do not react while Na reacts vigorously and chlorine is used for water treatment in Nairobi and Mombasa.</w:t>
             </w:r>
           </w:p>
         </w:tc>
@@ -605,7 +605,7 @@
                 <w:sz w:val="18"/>
                 <w:szCs w:val="18"/>
               </w:rPr>
-              <w:t xml:space="preserve">(a) Alkali metals (Group 1), alkaline earth metals (Group 2), halogens (Group 17), noble gases (Group 18) and transition elements (the block between Groups 2 and 13). (b) Down Group 1 reactivity increases: Li &lt; Na &lt; K. Down Group 17 reactivity decreases: F &gt; Cl &gt; Br. Our Trend Detective Table showed these directions, so trends within a group are directional and predictable. Real examples include potassium fertilisers used in the Rift Valley (Group 1) and chlorine used to treat water at Gigiri, Nairobi (Group 17). (c) Claim: Potassium is more reactive than lithium. Evidence: In our Trend Detective Table the reactivity ratings rose going down Group 1 from Li to Na to K, and K sits below Li. Reasoning: Elements in the same group show similar behaviour in a directional trend, so an element's position in the table predicts its behaviour, and the element lower down Group 1 is the more reactive. At that point our model showed WHERE the trends happen but could not yet explain WHY; we needed to look at electron arrangement as the next piece of evidence, which we then used with ions in Lesson 5.</w:t>
+              <w:t xml:space="preserve">(a) Li is an alkali metal (group 1, 1 outer electron). Mg is an alkaline earth metal (group 2, 2 outer electrons). Cl is a halogen (group 17, 7 outer electrons). Ar is a noble gas (group 18, full outer level of 8 electrons). (b) Li fizzed steadily and floated. Na melted into a ball, darted about and fizzed fast. K melted, burned with a lilac flame and was very vigorous. Reactivity increases down the group: Li &lt; Na &lt; K. (c) Ne and Ar have full outer levels (an octet), which is a stable arrangement, so they do not react. Na has only 1 outer electron, so by losing it, it reaches the stable arrangement of Ne (2,8). It loses 1 electron instead of gaining 7 because that is far easier. Cl has 7 outer electrons, so gaining just 1 electron gives it the Ar arrangement (2,8,8), which is why chlorine reacts easily and can be used to disinfect water in Nairobi and Mombasa. Atoms react to reach a full outer level like a noble gas.</w:t>
             </w:r>
           </w:p>
         </w:tc>
@@ -666,7 +666,7 @@
                 <w:sz w:val="22"/>
                 <w:szCs w:val="22"/>
               </w:rPr>
-              <w:t xml:space="preserve">Part 4: From Electrons to Ions, Valency and Formulae</w:t>
+              <w:t xml:space="preserve">Part 4: Predicting Ions, Valency and Formulae</w:t>
             </w:r>
           </w:p>
         </w:tc>
@@ -700,7 +700,7 @@
                 <w:sz w:val="18"/>
                 <w:szCs w:val="18"/>
               </w:rPr>
-              <w:t xml:space="preserve">Using Lessons 5 to 7, (a) use dot-and-cross ideas to explain how Na and Cl form ions and why the ions are different. (b) State the oxidation numbers for Groups 1, 2, 16 and 17, and explain why iron at Kisumu Port can show Fe2+ and Fe3+. (c) Use the crossover method to derive the formulae of calcium chloride and sodium sulfate (radical SO4 2-), and explain how you can check that each formula is correct.</w:t>
+              <w:t xml:space="preserve">(a) For each of Na, Mg, Al, O and Cl, write the ion formed with its charge and its electron arrangement in s and p notation, and state which noble gas arrangement it matches. (b) What is the oxidation number of Na, Mg, Al, Cl and O? Explain how it differs from valency. (c) Use the criss-cross method to derive the formulae of calcium chloride, aluminium oxide, and the fertilizer made from potassium and the nitrate radical, used on farms in Kericho and the Rift Valley. Use your Radical Cards from Lesson 8. (d) Why can outer electron count alone not predict the ion of iron or copper? Use the compounds from Lesson 7 as evidence.</w:t>
             </w:r>
           </w:p>
         </w:tc>
@@ -732,7 +732,7 @@
                 <w:sz w:val="18"/>
                 <w:szCs w:val="18"/>
               </w:rPr>
-              <w:t xml:space="preserve">(a) Na (2,8,1) loses its one outer electron to become Na+ with 10 electrons (2,8), a stable arrangement. Cl (2,8,7) gains one electron to become Cl- with 18 electrons (2,8,8). Na becomes a positive cation and Cl a negative anion because their electron transfers go in opposite directions. Atoms do this to reach a full outer shell, the octet or noble-gas arrangement; they do not 'want' electrons, they become more stable. (b) Group 1 is +1, Group 2 is +2, Group 16 is -2 and Group 17 is -1. These come from the number of electrons lost or gained to reach a stable arrangement. Iron is a transition element with an incompletely filled d sub-shell, so it can lose different numbers of electrons depending on conditions, giving Fe2+ or Fe3+ and different coloured compounds on rusted iron. (c) Calcium chloride: Ca2+ and Cl-. Crossing the valencies gives Ca1Cl2, written CaCl2. Sodium sulfate: Na+ and SO4 2-. Crossing gives Na2(SO4)1, written Na2SO4; brackets are needed only if a radical has a subscript greater than 1. Check: in CaCl2, +2 and 2 x (-1) = 0. In Na2SO4, 2 x (+1) and -2 = 0. The total positive charge must equal the total negative charge so the compound is electrically neutral.</w:t>
+              <w:t xml:space="preserve">(a) Na+ is 1s2 2s2 2p6 and matches Ne. Mg2+ is 1s2 2s2 2p6 and matches Ne. Al3+ is 1s2 2s2 2p6 and matches Ne. O2- is 1s2 2s2 2p6 and matches Ne. Cl- is 1s2 2s2 2p6 3s2 3p6 and matches Ar. (b) Na +1, Mg +2, Al +3, Cl -1, O -2. Valency is the number of electrons an atom loses, gains or shares and is always a positive whole number, while the oxidation number is the same number with a sign: + for loss and - for gain. (c) Calcium chloride: Ca2+ and Cl-, criss-cross gives CaCl2. Aluminium oxide: Al3+ and O2- gives Al2O3. Potassium nitrate: K+ and the nitrate radical NO3- give KNO3. In each, the total positive charge equals the total negative charge so the compound is neutral. (d) Iron and copper are transition elements that can lose different numbers of electrons. Iron forms Fe2+ in FeCl2 and Fe3+ in Fe2O3, so it has two oxidation numbers (+2 and +3). Copper forms Cu2+ in CuO and can also form Cu+, so it also has more than one oxidation number (+1 and +2). The outer-electron rule alone therefore does not predict a single oxidation number for these elements.</w:t>
             </w:r>
           </w:p>
         </w:tc>
@@ -793,7 +793,7 @@
                 <w:sz w:val="22"/>
                 <w:szCs w:val="22"/>
               </w:rPr>
-              <w:t xml:space="preserve">Part 5: Balanced Equations and Answering the Driving Question</w:t>
+              <w:t xml:space="preserve">Part 5: Putting It All Together and Predicting Strontium</w:t>
             </w:r>
           </w:p>
         </w:tc>
@@ -827,7 +827,7 @@
                 <w:sz w:val="18"/>
                 <w:szCs w:val="18"/>
               </w:rPr>
-              <w:t xml:space="preserve">Using Lessons 8 to 10, (a) write and balance the equation for sodium reacting with water (products sodium hydroxide and hydrogen) and explain why you change coefficients and not subscripts. (b) Using sodium chloride from the Malindi salt flats, explain step by step how an element's position in the periodic table lets you predict its behaviour, its compound and its equation. (c) State one question that is still open and which sub-strand it leads to.</w:t>
+              <w:t xml:space="preserve">Strontium (Sr, Z38) is an element you have never worked with. Its electron arrangement is 2,8,18,8,2. (a) Use this arrangement and the rules you have built to predict its group and period, and explain how you decided. (b) Predict the ion it forms and the formulae of its compounds with chlorine and oxygen. (c) Write a balanced equation with state symbols for sodium reacting with water, and explain why potassium and lithium follow the same pattern. (d) Write a final explanation of the driving question: how does electron arrangement influence the arrangement of elements in the periodic table, and how does it help us predict the ions and compounds they form?</w:t>
             </w:r>
           </w:p>
         </w:tc>
@@ -859,7 +859,7 @@
                 <w:sz w:val="18"/>
                 <w:szCs w:val="18"/>
               </w:rPr>
-              <w:t xml:space="preserve">(a) Word equation: sodium + water -&gt; sodium hydroxide + hydrogen. Unbalanced: Na + H2O -&gt; NaOH + H2. Atom inventory shows 2 H on the left and 3 H on the right (NaOH 1 + H2 2), so balance: 2Na + 2H2O -&gt; 2NaOH + H2. Now there are 2 Na, 4 H and 2 O on each side. Atoms are conserved in reactions, so each type of atom must be equal on both sides, in line with the Law of Conservation of Mass. We change coefficients because changing a subscript would change the substance itself (H2O to H2O2 is a different substance). (b) Na is in Group 1, Period 3, so it has 3 shells and 1 outer electron. It loses that electron to form Na+, with oxidation number +1. Cl is in Group 17 with 7 outer electrons, gains one to form Cl-, oxidation number -1. Crossing the valencies gives NaCl, whose charges balance to zero. The reactions of such elements can then be written as balanced equations. This resolves the Lesson 1 puzzle: Na and Cl look completely different on their cards, yet their electron arrangements are complementary (one electron to give, one space to receive), so they combine into the salt that seasons ugali. The periodic table is a predictive map, not just a list. (c) An open question is: why do Na+ and Cl- attract each other, and what does that attraction mean for the properties of substances such as salt? This leads to Sub-Strand 1.4 on Chemical Bonding.</w:t>
+              <w:t xml:space="preserve">(a) Sr has 2 outer electrons (the last number in 2,8,18,8,2) and 5 occupied energy levels (five numbers), so it is in group 2, period 5. (b) It loses 2 electrons to form Sr2+, with a noble gas arrangement like Mg2+ and Ca2+. Criss-cross with Cl- gives SrCl2 and with O2- gives SrO. (c) 2Na(s) + 2H2O(l) -&gt; 2NaOH(aq) + H2(g). Li and K each have 1 outer electron like Na, so each loses it to form a 1+ ion and follows the same pattern: 2K + 2H2O -&gt; 2KOH + H2 and 2Li + 2H2O -&gt; 2LiOH + H2. The pattern depends on the outer electron count, not on mass (7, 23 and 39). (d) Elements are ordered by atomic number, as Moseley showed, and atomic number gives the electron arrangement. The number of outer electrons decides the group and the number of occupied energy levels decides the period. Elements in the same group, such as Li, Na and K, have the same outer electron count so they react alike despite different masses, while neighbours such as Na, Mg, Ne and Ar differ because their outer electron counts differ. Atoms lose or gain electrons to reach the stable noble gas arrangement. This is why Ne and Ar are unreactive, group 1 metals form 1+ ions and chlorine forms Cl-. Knowing the ion charges lets us predict valencies and formulae such as NaCl, CaCl2, Al2O3 and KNO3 for any element, including ones we have never worked with. How atoms share electrons is explained in Sub-Strand 1.4, Chemical Bonding.</w:t>
             </w:r>
           </w:p>
         </w:tc>
@@ -1086,7 +1086,7 @@
                 <w:sz w:val="18"/>
                 <w:szCs w:val="18"/>
               </w:rPr>
-              <w:t xml:space="preserve">Explaining the pattern with electron arrangement</w:t>
+              <w:t xml:space="preserve">Ordering and history of the periodic table</w:t>
             </w:r>
           </w:p>
         </w:tc>
@@ -1118,7 +1118,7 @@
                 <w:sz w:val="18"/>
                 <w:szCs w:val="18"/>
               </w:rPr>
-              <w:t xml:space="preserve">Clearly links group number to outer-shell electrons and period number to shells, and uses this to explain why same-group elements behave alike and neighbours differ, with correct examples such as Na/K and Cl/Ar.</w:t>
+              <w:t xml:space="preserve">Correctly explains Mendeleev (mass, gaps) and Moseley (atomic number), and uses the Ar and K data to justify ordering by atomic number.</w:t>
             </w:r>
           </w:p>
         </w:tc>
@@ -1150,7 +1150,7 @@
                 <w:sz w:val="18"/>
                 <w:szCs w:val="18"/>
               </w:rPr>
-              <w:t xml:space="preserve">States that group number relates to outer electrons and gives a mostly correct explanation, with limited examples.</w:t>
+              <w:t xml:space="preserve">Describes both scientists correctly but gives limited use of the Ar and K evidence.</w:t>
             </w:r>
           </w:p>
         </w:tc>
@@ -1182,7 +1182,7 @@
                 <w:sz w:val="18"/>
                 <w:szCs w:val="18"/>
               </w:rPr>
-              <w:t xml:space="preserve">Describes patterns on the table without linking to electron arrangement, or confuses groups and periods.</w:t>
+              <w:t xml:space="preserve">Mixes up the scientists or the basis of order, or gives no evidence.</w:t>
             </w:r>
           </w:p>
         </w:tc>
@@ -1216,7 +1216,7 @@
                 <w:sz w:val="18"/>
                 <w:szCs w:val="18"/>
               </w:rPr>
-              <w:t xml:space="preserve">Use of evidence from the lessons</w:t>
+              <w:t xml:space="preserve">Electron arrangement, group and period</w:t>
             </w:r>
           </w:p>
         </w:tc>
@@ -1248,7 +1248,7 @@
                 <w:sz w:val="18"/>
                 <w:szCs w:val="18"/>
               </w:rPr>
-              <w:t xml:space="preserve">Uses specific evidence from several lessons (card sorting pairs, history, Trend Detective Table, dot-and-cross diagrams, balanced equations) and Kenyan contexts to support each claim.</w:t>
+              <w:t xml:space="preserve">Writes correct arrangements in both forms and applies the group and period rules accurately (including the He exception) to explain why Li, Na and K are alike and Na and Mg differ.</w:t>
             </w:r>
           </w:p>
         </w:tc>
@@ -1280,7 +1280,7 @@
                 <w:sz w:val="18"/>
                 <w:szCs w:val="18"/>
               </w:rPr>
-              <w:t xml:space="preserve">Uses some specific evidence but is general in places or draws on only a few lessons.</w:t>
+              <w:t xml:space="preserve">Writes mostly correct arrangements and states the rules, with small errors in applying them.</w:t>
             </w:r>
           </w:p>
         </w:tc>
@@ -1312,7 +1312,7 @@
                 <w:sz w:val="18"/>
                 <w:szCs w:val="18"/>
               </w:rPr>
-              <w:t xml:space="preserve">Gives few or no specific pieces of evidence, or evidence does not match the claim.</w:t>
+              <w:t xml:space="preserve">Arrangements or rules are incorrect or not linked to group and period.</w:t>
             </w:r>
           </w:p>
         </w:tc>
@@ -1346,7 +1346,7 @@
                 <w:sz w:val="18"/>
                 <w:szCs w:val="18"/>
               </w:rPr>
-              <w:t xml:space="preserve">Scientific accuracy of ions, valency and formulae</w:t>
+              <w:t xml:space="preserve">Stability and reactivity reasoning</w:t>
             </w:r>
           </w:p>
         </w:tc>
@@ -1378,7 +1378,7 @@
                 <w:sz w:val="18"/>
                 <w:szCs w:val="18"/>
               </w:rPr>
-              <w:t xml:space="preserve">Correctly writes electron arrangements, ions, oxidation numbers, crossover formulae and a balanced equation, and checks charge balance and atom counts.</w:t>
+              <w:t xml:space="preserve">Uses full outer levels, losing and gaining electrons, and specific evidence (water reactions, Ne, Ar, Cl) in a clear claim-evidence-reasoning explanation.</w:t>
             </w:r>
           </w:p>
         </w:tc>
@@ -1410,7 +1410,7 @@
                 <w:sz w:val="18"/>
                 <w:szCs w:val="18"/>
               </w:rPr>
-              <w:t xml:space="preserve">Mostly correct with one or two minor errors in notation, formulae or balancing.</w:t>
+              <w:t xml:space="preserve">Explains stability and reactivity with some evidence but reasoning is incomplete.</w:t>
             </w:r>
           </w:p>
         </w:tc>
@@ -1442,7 +1442,7 @@
                 <w:sz w:val="18"/>
                 <w:szCs w:val="18"/>
               </w:rPr>
-              <w:t xml:space="preserve">Several errors, for example wrong ion charges, wrong formulae, or changing subscripts when balancing.</w:t>
+              <w:t xml:space="preserve">Describes observations without linking them to electron arrangement.</w:t>
             </w:r>
           </w:p>
         </w:tc>
@@ -1476,7 +1476,7 @@
                 <w:sz w:val="18"/>
                 <w:szCs w:val="18"/>
               </w:rPr>
-              <w:t xml:space="preserve">Reasoning and connection to the Driving Question</w:t>
+              <w:t xml:space="preserve">Predicting ions, valency and formulae</w:t>
             </w:r>
           </w:p>
         </w:tc>
@@ -1508,7 +1508,7 @@
                 <w:sz w:val="18"/>
                 <w:szCs w:val="18"/>
               </w:rPr>
-              <w:t xml:space="preserve">Builds a clear chain from position in the table to electrons, ions, valency, formula and equation, and uses it to resolve the Lesson 1 mystery and name an open question for Sub-Strand 1.4.</w:t>
+              <w:t xml:space="preserve">Correctly gives ions with their arrangements, oxidation numbers, formulae, a balanced equation with state symbols, and explains the limits for iron and copper and the prediction for strontium.</w:t>
             </w:r>
           </w:p>
         </w:tc>
@@ -1540,7 +1540,7 @@
                 <w:sz w:val="18"/>
                 <w:szCs w:val="18"/>
               </w:rPr>
-              <w:t xml:space="preserve">Links most steps in the chain but with some gaps in reasoning.</w:t>
+              <w:t xml:space="preserve">Mostly correct predictions with minor errors in charges, formulae or balancing.</w:t>
             </w:r>
           </w:p>
         </w:tc>
@@ -1572,7 +1572,7 @@
                 <w:sz w:val="18"/>
                 <w:szCs w:val="18"/>
               </w:rPr>
-              <w:t xml:space="preserve">Lists facts without connecting them or without returning to the Driving Question.</w:t>
+              <w:t xml:space="preserve">Many incorrect ions, formulae or an unbalanced equation.</w:t>
             </w:r>
           </w:p>
         </w:tc>
@@ -1606,7 +1606,7 @@
                 <w:sz w:val="18"/>
                 <w:szCs w:val="18"/>
               </w:rPr>
-              <w:t xml:space="preserve">Scientific vocabulary and communication</w:t>
+              <w:t xml:space="preserve">Scientific communication</w:t>
             </w:r>
           </w:p>
         </w:tc>
@@ -1638,7 +1638,7 @@
                 <w:sz w:val="18"/>
                 <w:szCs w:val="18"/>
               </w:rPr>
-              <w:t xml:space="preserve">Uses terms such as group, period, valence electrons, cation, anion and oxidation number precisely, in clear complete sentences.</w:t>
+              <w:t xml:space="preserve">Complete sentences, accurate vocabulary and Kenyan examples, and a coherent final explanation that answers the driving question.</w:t>
             </w:r>
           </w:p>
         </w:tc>
@@ -1670,7 +1670,7 @@
                 <w:sz w:val="18"/>
                 <w:szCs w:val="18"/>
               </w:rPr>
-              <w:t xml:space="preserve">Uses most terms correctly with occasional unclear sentences.</w:t>
+              <w:t xml:space="preserve">Mostly clear with correct vocabulary but some gaps in the final explanation.</w:t>
             </w:r>
           </w:p>
         </w:tc>
@@ -1702,7 +1702,7 @@
                 <w:sz w:val="18"/>
                 <w:szCs w:val="18"/>
               </w:rPr>
-              <w:t xml:space="preserve">Uses terms incorrectly or writes in fragments that are hard to follow.</w:t>
+              <w:t xml:space="preserve">Unclear writing, vocabulary misused, final explanation missing key ideas.</w:t>
             </w:r>
           </w:p>
         </w:tc>
@@ -1826,7 +1826,7 @@
         </w:rPr>
         <w:t xml:space="preserve">© 2026 SeaVuria and ARES. This work is licensed under a </w:t>
       </w:r>
-      <w:hyperlink w:history="1" r:id="rId9yg-i4yfqd89s8iyadihh">
+      <w:hyperlink w:history="1" r:id="rId0kokzc-lbq5j-ocjsyaf2">
         <w:r>
           <w:rPr>
             <w:rFonts w:ascii="Arial" w:cs="Arial" w:eastAsia="Arial" w:hAnsi="Arial"/>
@@ -1846,7 +1846,7 @@
         </w:rPr>
         <w:t xml:space="preserve"> (</w:t>
       </w:r>
-      <w:hyperlink w:history="1" r:id="rIdlkvirkbdwm7nukdhottlm">
+      <w:hyperlink w:history="1" r:id="rId8xgmee_kpcel6zfvfas06">
         <w:r>
           <w:rPr>
             <w:rFonts w:ascii="Arial" w:cs="Arial" w:eastAsia="Arial" w:hAnsi="Arial"/>
@@ -1866,7 +1866,7 @@
         </w:rPr>
         <w:t xml:space="preserve">). To view a copy of this license, visit </w:t>
       </w:r>
-      <w:hyperlink w:history="1" r:id="rIdwxttil-ru9wqnn2vs4szt">
+      <w:hyperlink w:history="1" r:id="rIdgbsavdwxn6_dtktlkxlak">
         <w:r>
           <w:rPr>
             <w:rFonts w:ascii="Arial" w:cs="Arial" w:eastAsia="Arial" w:hAnsi="Arial"/>

--- a/data/outputs/v2/Chemistry/SS1.3_The_Periodic_Table/Chemistry_The_Periodic_Table_FinalExplanation_TeacherKey.docx
+++ b/data/outputs/v2/Chemistry/SS1.3_The_Periodic_Table/Chemistry_The_Periodic_Table_FinalExplanation_TeacherKey.docx
@@ -4,6 +4,7 @@
   <w:body>
     <w:p>
       <w:pPr>
+        <w:keepNext w:val="false"/>
         <w:spacing w:after="30" w:before="0"/>
         <w:jc w:val="center"/>
       </w:pPr>
@@ -23,6 +24,7 @@
     </w:p>
     <w:p>
       <w:pPr>
+        <w:keepNext w:val="false"/>
         <w:spacing w:after="60" w:before="0"/>
         <w:jc w:val="center"/>
       </w:pPr>
@@ -81,6 +83,7 @@
           </w:tcPr>
           <w:p>
             <w:pPr>
+              <w:keepNext w:val="false"/>
               <w:spacing w:after="40" w:before="0"/>
               <w:jc w:val="center"/>
             </w:pPr>
@@ -116,6 +119,7 @@
           </w:tcPr>
           <w:p>
             <w:pPr>
+              <w:keepNext w:val="false"/>
               <w:spacing w:after="40" w:before="0"/>
               <w:jc w:val="center"/>
             </w:pPr>
@@ -176,6 +180,7 @@
           </w:tcPr>
           <w:p>
             <w:pPr>
+              <w:keepNext w:val="false"/>
               <w:spacing w:after="40" w:before="0"/>
               <w:jc w:val="center"/>
             </w:pPr>
@@ -210,6 +215,7 @@
           </w:tcPr>
           <w:p>
             <w:pPr>
+              <w:keepNext w:val="false"/>
               <w:spacing w:after="40" w:before="0"/>
               <w:jc w:val="left"/>
             </w:pPr>
@@ -271,6 +277,7 @@
           </w:tcPr>
           <w:p>
             <w:pPr>
+              <w:keepNext/>
               <w:spacing w:after="40" w:before="0"/>
               <w:jc w:val="center"/>
             </w:pPr>
@@ -305,6 +312,7 @@
           </w:tcPr>
           <w:p>
             <w:pPr>
+              <w:keepNext w:val="false"/>
               <w:spacing w:after="40" w:before="0"/>
               <w:jc w:val="left"/>
             </w:pPr>
@@ -337,6 +345,7 @@
           </w:tcPr>
           <w:p>
             <w:pPr>
+              <w:keepNext w:val="false"/>
               <w:spacing w:after="40" w:before="0"/>
               <w:jc w:val="left"/>
             </w:pPr>
@@ -398,6 +407,7 @@
           </w:tcPr>
           <w:p>
             <w:pPr>
+              <w:keepNext/>
               <w:spacing w:after="40" w:before="0"/>
               <w:jc w:val="center"/>
             </w:pPr>
@@ -432,6 +442,7 @@
           </w:tcPr>
           <w:p>
             <w:pPr>
+              <w:keepNext w:val="false"/>
               <w:spacing w:after="40" w:before="0"/>
               <w:jc w:val="left"/>
             </w:pPr>
@@ -464,6 +475,7 @@
           </w:tcPr>
           <w:p>
             <w:pPr>
+              <w:keepNext w:val="false"/>
               <w:spacing w:after="40" w:before="0"/>
               <w:jc w:val="left"/>
             </w:pPr>
@@ -525,6 +537,7 @@
           </w:tcPr>
           <w:p>
             <w:pPr>
+              <w:keepNext/>
               <w:spacing w:after="40" w:before="0"/>
               <w:jc w:val="center"/>
             </w:pPr>
@@ -559,6 +572,7 @@
           </w:tcPr>
           <w:p>
             <w:pPr>
+              <w:keepNext w:val="false"/>
               <w:spacing w:after="40" w:before="0"/>
               <w:jc w:val="left"/>
             </w:pPr>
@@ -591,6 +605,7 @@
           </w:tcPr>
           <w:p>
             <w:pPr>
+              <w:keepNext w:val="false"/>
               <w:spacing w:after="40" w:before="0"/>
               <w:jc w:val="left"/>
             </w:pPr>
@@ -652,6 +667,7 @@
           </w:tcPr>
           <w:p>
             <w:pPr>
+              <w:keepNext/>
               <w:spacing w:after="40" w:before="0"/>
               <w:jc w:val="center"/>
             </w:pPr>
@@ -686,6 +702,7 @@
           </w:tcPr>
           <w:p>
             <w:pPr>
+              <w:keepNext w:val="false"/>
               <w:spacing w:after="40" w:before="0"/>
               <w:jc w:val="left"/>
             </w:pPr>
@@ -718,6 +735,7 @@
           </w:tcPr>
           <w:p>
             <w:pPr>
+              <w:keepNext w:val="false"/>
               <w:spacing w:after="40" w:before="0"/>
               <w:jc w:val="left"/>
             </w:pPr>
@@ -779,6 +797,7 @@
           </w:tcPr>
           <w:p>
             <w:pPr>
+              <w:keepNext/>
               <w:spacing w:after="40" w:before="0"/>
               <w:jc w:val="center"/>
             </w:pPr>
@@ -813,6 +832,7 @@
           </w:tcPr>
           <w:p>
             <w:pPr>
+              <w:keepNext w:val="false"/>
               <w:spacing w:after="40" w:before="0"/>
               <w:jc w:val="left"/>
             </w:pPr>
@@ -845,6 +865,7 @@
           </w:tcPr>
           <w:p>
             <w:pPr>
+              <w:keepNext w:val="false"/>
               <w:spacing w:after="40" w:before="0"/>
               <w:jc w:val="left"/>
             </w:pPr>
@@ -908,6 +929,7 @@
           </w:tcPr>
           <w:p>
             <w:pPr>
+              <w:keepNext w:val="false"/>
               <w:spacing w:after="40" w:before="0"/>
               <w:jc w:val="center"/>
             </w:pPr>
@@ -942,6 +964,7 @@
           </w:tcPr>
           <w:p>
             <w:pPr>
+              <w:keepNext w:val="false"/>
               <w:spacing w:after="40" w:before="0"/>
               <w:jc w:val="left"/>
             </w:pPr>
@@ -974,6 +997,7 @@
           </w:tcPr>
           <w:p>
             <w:pPr>
+              <w:keepNext w:val="false"/>
               <w:spacing w:after="40" w:before="0"/>
               <w:jc w:val="left"/>
             </w:pPr>
@@ -1006,6 +1030,7 @@
           </w:tcPr>
           <w:p>
             <w:pPr>
+              <w:keepNext w:val="false"/>
               <w:spacing w:after="40" w:before="0"/>
               <w:jc w:val="left"/>
             </w:pPr>
@@ -1038,6 +1063,7 @@
           </w:tcPr>
           <w:p>
             <w:pPr>
+              <w:keepNext w:val="false"/>
               <w:spacing w:after="40" w:before="0"/>
               <w:jc w:val="left"/>
             </w:pPr>
@@ -1072,6 +1098,7 @@
           </w:tcPr>
           <w:p>
             <w:pPr>
+              <w:keepNext w:val="false"/>
               <w:spacing w:after="40" w:before="0"/>
               <w:jc w:val="left"/>
             </w:pPr>
@@ -1104,6 +1131,7 @@
           </w:tcPr>
           <w:p>
             <w:pPr>
+              <w:keepNext w:val="false"/>
               <w:spacing w:after="40" w:before="0"/>
               <w:jc w:val="left"/>
             </w:pPr>
@@ -1136,6 +1164,7 @@
           </w:tcPr>
           <w:p>
             <w:pPr>
+              <w:keepNext w:val="false"/>
               <w:spacing w:after="40" w:before="0"/>
               <w:jc w:val="left"/>
             </w:pPr>
@@ -1168,6 +1197,7 @@
           </w:tcPr>
           <w:p>
             <w:pPr>
+              <w:keepNext w:val="false"/>
               <w:spacing w:after="40" w:before="0"/>
               <w:jc w:val="left"/>
             </w:pPr>
@@ -1202,6 +1232,7 @@
           </w:tcPr>
           <w:p>
             <w:pPr>
+              <w:keepNext w:val="false"/>
               <w:spacing w:after="40" w:before="0"/>
               <w:jc w:val="left"/>
             </w:pPr>
@@ -1234,6 +1265,7 @@
           </w:tcPr>
           <w:p>
             <w:pPr>
+              <w:keepNext w:val="false"/>
               <w:spacing w:after="40" w:before="0"/>
               <w:jc w:val="left"/>
             </w:pPr>
@@ -1266,6 +1298,7 @@
           </w:tcPr>
           <w:p>
             <w:pPr>
+              <w:keepNext w:val="false"/>
               <w:spacing w:after="40" w:before="0"/>
               <w:jc w:val="left"/>
             </w:pPr>
@@ -1298,6 +1331,7 @@
           </w:tcPr>
           <w:p>
             <w:pPr>
+              <w:keepNext w:val="false"/>
               <w:spacing w:after="40" w:before="0"/>
               <w:jc w:val="left"/>
             </w:pPr>
@@ -1332,6 +1366,7 @@
           </w:tcPr>
           <w:p>
             <w:pPr>
+              <w:keepNext w:val="false"/>
               <w:spacing w:after="40" w:before="0"/>
               <w:jc w:val="left"/>
             </w:pPr>
@@ -1364,6 +1399,7 @@
           </w:tcPr>
           <w:p>
             <w:pPr>
+              <w:keepNext w:val="false"/>
               <w:spacing w:after="40" w:before="0"/>
               <w:jc w:val="left"/>
             </w:pPr>
@@ -1396,6 +1432,7 @@
           </w:tcPr>
           <w:p>
             <w:pPr>
+              <w:keepNext w:val="false"/>
               <w:spacing w:after="40" w:before="0"/>
               <w:jc w:val="left"/>
             </w:pPr>
@@ -1428,6 +1465,7 @@
           </w:tcPr>
           <w:p>
             <w:pPr>
+              <w:keepNext w:val="false"/>
               <w:spacing w:after="40" w:before="0"/>
               <w:jc w:val="left"/>
             </w:pPr>
@@ -1462,6 +1500,7 @@
           </w:tcPr>
           <w:p>
             <w:pPr>
+              <w:keepNext w:val="false"/>
               <w:spacing w:after="40" w:before="0"/>
               <w:jc w:val="left"/>
             </w:pPr>
@@ -1494,6 +1533,7 @@
           </w:tcPr>
           <w:p>
             <w:pPr>
+              <w:keepNext w:val="false"/>
               <w:spacing w:after="40" w:before="0"/>
               <w:jc w:val="left"/>
             </w:pPr>
@@ -1526,6 +1566,7 @@
           </w:tcPr>
           <w:p>
             <w:pPr>
+              <w:keepNext w:val="false"/>
               <w:spacing w:after="40" w:before="0"/>
               <w:jc w:val="left"/>
             </w:pPr>
@@ -1558,6 +1599,7 @@
           </w:tcPr>
           <w:p>
             <w:pPr>
+              <w:keepNext w:val="false"/>
               <w:spacing w:after="40" w:before="0"/>
               <w:jc w:val="left"/>
             </w:pPr>
@@ -1592,6 +1634,7 @@
           </w:tcPr>
           <w:p>
             <w:pPr>
+              <w:keepNext w:val="false"/>
               <w:spacing w:after="40" w:before="0"/>
               <w:jc w:val="left"/>
             </w:pPr>
@@ -1624,6 +1667,7 @@
           </w:tcPr>
           <w:p>
             <w:pPr>
+              <w:keepNext w:val="false"/>
               <w:spacing w:after="40" w:before="0"/>
               <w:jc w:val="left"/>
             </w:pPr>
@@ -1656,6 +1700,7 @@
           </w:tcPr>
           <w:p>
             <w:pPr>
+              <w:keepNext w:val="false"/>
               <w:spacing w:after="40" w:before="0"/>
               <w:jc w:val="left"/>
             </w:pPr>
@@ -1688,6 +1733,7 @@
           </w:tcPr>
           <w:p>
             <w:pPr>
+              <w:keepNext w:val="false"/>
               <w:spacing w:after="40" w:before="0"/>
               <w:jc w:val="left"/>
             </w:pPr>
@@ -1826,7 +1872,7 @@
         </w:rPr>
         <w:t xml:space="preserve">© 2026 SeaVuria and ARES. This work is licensed under a </w:t>
       </w:r>
-      <w:hyperlink w:history="1" r:id="rId0kokzc-lbq5j-ocjsyaf2">
+      <w:hyperlink w:history="1" r:id="rIdmjacc1tgbz5h5_11kmhj7">
         <w:r>
           <w:rPr>
             <w:rFonts w:ascii="Arial" w:cs="Arial" w:eastAsia="Arial" w:hAnsi="Arial"/>
@@ -1846,7 +1892,7 @@
         </w:rPr>
         <w:t xml:space="preserve"> (</w:t>
       </w:r>
-      <w:hyperlink w:history="1" r:id="rId8xgmee_kpcel6zfvfas06">
+      <w:hyperlink w:history="1" r:id="rIdmtz2xdvhtpejzrvl1ozbt">
         <w:r>
           <w:rPr>
             <w:rFonts w:ascii="Arial" w:cs="Arial" w:eastAsia="Arial" w:hAnsi="Arial"/>
@@ -1866,7 +1912,7 @@
         </w:rPr>
         <w:t xml:space="preserve">). To view a copy of this license, visit </w:t>
       </w:r>
-      <w:hyperlink w:history="1" r:id="rIdgbsavdwxn6_dtktlkxlak">
+      <w:hyperlink w:history="1" r:id="rIdpb283ft_zzta20dr7bmrq">
         <w:r>
           <w:rPr>
             <w:rFonts w:ascii="Arial" w:cs="Arial" w:eastAsia="Arial" w:hAnsi="Arial"/>

--- a/data/outputs/v2/Chemistry/SS1.3_The_Periodic_Table/Chemistry_The_Periodic_Table_FinalExplanation_TeacherKey.docx
+++ b/data/outputs/v2/Chemistry/SS1.3_The_Periodic_Table/Chemistry_The_Periodic_Table_FinalExplanation_TeacherKey.docx
@@ -1872,7 +1872,7 @@
         </w:rPr>
         <w:t xml:space="preserve">© 2026 SeaVuria and ARES. This work is licensed under a </w:t>
       </w:r>
-      <w:hyperlink w:history="1" r:id="rIdmjacc1tgbz5h5_11kmhj7">
+      <w:hyperlink w:history="1" r:id="rIdiubztwao3b0nhzpwvz-zg">
         <w:r>
           <w:rPr>
             <w:rFonts w:ascii="Arial" w:cs="Arial" w:eastAsia="Arial" w:hAnsi="Arial"/>
@@ -1892,7 +1892,7 @@
         </w:rPr>
         <w:t xml:space="preserve"> (</w:t>
       </w:r>
-      <w:hyperlink w:history="1" r:id="rIdmtz2xdvhtpejzrvl1ozbt">
+      <w:hyperlink w:history="1" r:id="rIdo-ve-n2cwe6y5dkgwvcd4">
         <w:r>
           <w:rPr>
             <w:rFonts w:ascii="Arial" w:cs="Arial" w:eastAsia="Arial" w:hAnsi="Arial"/>
@@ -1912,7 +1912,7 @@
         </w:rPr>
         <w:t xml:space="preserve">). To view a copy of this license, visit </w:t>
       </w:r>
-      <w:hyperlink w:history="1" r:id="rIdpb283ft_zzta20dr7bmrq">
+      <w:hyperlink w:history="1" r:id="rIda1ijcmhqyabck36iijrfd">
         <w:r>
           <w:rPr>
             <w:rFonts w:ascii="Arial" w:cs="Arial" w:eastAsia="Arial" w:hAnsi="Arial"/>
